--- a/submission/revision1/JCRP_response_to_reviewers.docx
+++ b/submission/revision1/JCRP_response_to_reviewers.docx
@@ -26,7 +26,7 @@
         <w:t xml:space="preserve">This demonstration manuscript was written by AI (Claude Opus 5.5). In a real submission, the text must be written by the authors.</w:t>
       </w:r>
     </w:p>
-    <w:bookmarkStart w:id="23" w:name="response-to-the-editor-and-reviewers"/>
+    <w:bookmarkStart w:id="24" w:name="response-to-the-editor-and-reviewers"/>
     <w:p>
       <w:pPr>
         <w:pStyle w:val="Heading1"/>
@@ -40,10 +40,429 @@
         <w:pStyle w:val="FirstParagraph"/>
       </w:pPr>
       <w:r>
-        <w:t xml:space="preserve">We thank the editor and the two reviewers for their careful reading and constructive comments, which have improved the manuscript. We have addressed every comment below. In the marked revised manuscript, new text is underlined and deleted text is struck through. Analyses added in response to the reviewers were not prespecified and are labeled post hoc throughout the manuscript.</w:t>
-      </w:r>
-    </w:p>
-    <w:bookmarkStart w:id="20" w:name="editorial-office"/>
+        <w:t xml:space="preserve">We thank the editor and the two reviewers for their careful reading and constructive comments, which have improved the manuscript. We have addressed every comment below. In the marked revised manuscript, new text is shown in blue and underlined and deleted text in red and struck through; the Summary of Changes below gives the page of each change. Analyses added in response to the reviewers were not prespecified and are labeled post hoc throughout the manuscript.</w:t>
+      </w:r>
+    </w:p>
+    <w:bookmarkStart w:id="20" w:name="summary-of-changes"/>
+    <w:p>
+      <w:pPr>
+        <w:pStyle w:val="Heading2"/>
+      </w:pPr>
+      <w:r>
+        <w:t xml:space="preserve">Summary of Changes</w:t>
+      </w:r>
+    </w:p>
+    <w:p>
+      <w:pPr>
+        <w:pStyle w:val="FirstParagraph"/>
+      </w:pPr>
+      <w:r>
+        <w:t xml:space="preserve">Page numbers refer to the marked revised manuscript. New text is shown in blue and underlined; deleted text in red and struck through.</w:t>
+      </w:r>
+    </w:p>
+    <w:tbl>
+      <w:tblPr>
+        <w:tblStyle w:val="Table"/>
+        <w:tblW w:type="pct" w:w="5000"/>
+        <w:tblLayout w:type="fixed"/>
+        <w:tblLook w:firstRow="1" w:lastRow="0" w:firstColumn="0" w:lastColumn="0" w:noHBand="0" w:noVBand="0" w:val="0020"/>
+      </w:tblPr>
+      <w:tblGrid>
+        <w:gridCol w:w="2640"/>
+        <w:gridCol w:w="2640"/>
+        <w:gridCol w:w="2640"/>
+      </w:tblGrid>
+      <w:tr>
+        <w:trPr>
+          <w:tblHeader w:val="on"/>
+        </w:trPr>
+        <w:tc>
+          <w:tcPr/>
+          <w:p>
+            <w:pPr>
+              <w:pStyle w:val="Compact"/>
+            </w:pPr>
+            <w:r>
+              <w:t xml:space="preserve">Section</w:t>
+            </w:r>
+          </w:p>
+        </w:tc>
+        <w:tc>
+          <w:tcPr/>
+          <w:p>
+            <w:pPr>
+              <w:pStyle w:val="Compact"/>
+            </w:pPr>
+            <w:r>
+              <w:t xml:space="preserve">Part</w:t>
+            </w:r>
+          </w:p>
+        </w:tc>
+        <w:tc>
+          <w:tcPr/>
+          <w:p>
+            <w:pPr>
+              <w:pStyle w:val="Compact"/>
+            </w:pPr>
+            <w:r>
+              <w:t xml:space="preserve">Page(s)</w:t>
+            </w:r>
+          </w:p>
+        </w:tc>
+      </w:tr>
+      <w:tr>
+        <w:tc>
+          <w:tcPr/>
+          <w:p>
+            <w:pPr>
+              <w:pStyle w:val="Compact"/>
+            </w:pPr>
+            <w:r>
+              <w:t xml:space="preserve">Abstract</w:t>
+            </w:r>
+          </w:p>
+        </w:tc>
+        <w:tc>
+          <w:tcPr/>
+          <w:p>
+            <w:pPr>
+              <w:pStyle w:val="Compact"/>
+            </w:pPr>
+            <w:r>
+              <w:t xml:space="preserve">—</w:t>
+            </w:r>
+          </w:p>
+        </w:tc>
+        <w:tc>
+          <w:tcPr/>
+          <w:p>
+            <w:pPr>
+              <w:pStyle w:val="Compact"/>
+            </w:pPr>
+            <w:r>
+              <w:t xml:space="preserve">8–9</w:t>
+            </w:r>
+          </w:p>
+        </w:tc>
+      </w:tr>
+      <w:tr>
+        <w:tc>
+          <w:tcPr/>
+          <w:p>
+            <w:pPr>
+              <w:pStyle w:val="Compact"/>
+            </w:pPr>
+            <w:r>
+              <w:t xml:space="preserve">Materials and Methods</w:t>
+            </w:r>
+          </w:p>
+        </w:tc>
+        <w:tc>
+          <w:tcPr/>
+          <w:p>
+            <w:pPr>
+              <w:pStyle w:val="Compact"/>
+            </w:pPr>
+            <w:r>
+              <w:t xml:space="preserve">Treatment Groups and Outcomes</w:t>
+            </w:r>
+          </w:p>
+        </w:tc>
+        <w:tc>
+          <w:tcPr/>
+          <w:p>
+            <w:pPr>
+              <w:pStyle w:val="Compact"/>
+            </w:pPr>
+            <w:r>
+              <w:t xml:space="preserve">11</w:t>
+            </w:r>
+          </w:p>
+        </w:tc>
+      </w:tr>
+      <w:tr>
+        <w:tc>
+          <w:tcPr/>
+          <w:p>
+            <w:pPr>
+              <w:pStyle w:val="Compact"/>
+            </w:pPr>
+            <w:r>
+              <w:t xml:space="preserve">Materials and Methods</w:t>
+            </w:r>
+          </w:p>
+        </w:tc>
+        <w:tc>
+          <w:tcPr/>
+          <w:p>
+            <w:pPr>
+              <w:pStyle w:val="Compact"/>
+            </w:pPr>
+            <w:r>
+              <w:t xml:space="preserve">Statistical Analysis</w:t>
+            </w:r>
+          </w:p>
+        </w:tc>
+        <w:tc>
+          <w:tcPr/>
+          <w:p>
+            <w:pPr>
+              <w:pStyle w:val="Compact"/>
+            </w:pPr>
+            <w:r>
+              <w:t xml:space="preserve">12–13</w:t>
+            </w:r>
+          </w:p>
+        </w:tc>
+      </w:tr>
+      <w:tr>
+        <w:tc>
+          <w:tcPr/>
+          <w:p>
+            <w:pPr>
+              <w:pStyle w:val="Compact"/>
+            </w:pPr>
+            <w:r>
+              <w:t xml:space="preserve">Results</w:t>
+            </w:r>
+          </w:p>
+        </w:tc>
+        <w:tc>
+          <w:tcPr/>
+          <w:p>
+            <w:pPr>
+              <w:pStyle w:val="Compact"/>
+            </w:pPr>
+            <w:r>
+              <w:t xml:space="preserve">Patients</w:t>
+            </w:r>
+          </w:p>
+        </w:tc>
+        <w:tc>
+          <w:tcPr/>
+          <w:p>
+            <w:pPr>
+              <w:pStyle w:val="Compact"/>
+            </w:pPr>
+            <w:r>
+              <w:t xml:space="preserve">14</w:t>
+            </w:r>
+          </w:p>
+        </w:tc>
+      </w:tr>
+      <w:tr>
+        <w:tc>
+          <w:tcPr/>
+          <w:p>
+            <w:pPr>
+              <w:pStyle w:val="Compact"/>
+            </w:pPr>
+            <w:r>
+              <w:t xml:space="preserve">Results</w:t>
+            </w:r>
+          </w:p>
+        </w:tc>
+        <w:tc>
+          <w:tcPr/>
+          <w:p>
+            <w:pPr>
+              <w:pStyle w:val="Compact"/>
+            </w:pPr>
+            <w:r>
+              <w:t xml:space="preserve">Event-Free and Overall Survival</w:t>
+            </w:r>
+          </w:p>
+        </w:tc>
+        <w:tc>
+          <w:tcPr/>
+          <w:p>
+            <w:pPr>
+              <w:pStyle w:val="Compact"/>
+            </w:pPr>
+            <w:r>
+              <w:t xml:space="preserve">15</w:t>
+            </w:r>
+          </w:p>
+        </w:tc>
+      </w:tr>
+      <w:tr>
+        <w:tc>
+          <w:tcPr/>
+          <w:p>
+            <w:pPr>
+              <w:pStyle w:val="Compact"/>
+            </w:pPr>
+            <w:r>
+              <w:t xml:space="preserve">Results</w:t>
+            </w:r>
+          </w:p>
+        </w:tc>
+        <w:tc>
+          <w:tcPr/>
+          <w:p>
+            <w:pPr>
+              <w:pStyle w:val="Compact"/>
+            </w:pPr>
+            <w:r>
+              <w:t xml:space="preserve">Post Hoc Analyses</w:t>
+            </w:r>
+          </w:p>
+        </w:tc>
+        <w:tc>
+          <w:tcPr/>
+          <w:p>
+            <w:pPr>
+              <w:pStyle w:val="Compact"/>
+            </w:pPr>
+            <w:r>
+              <w:t xml:space="preserve">16</w:t>
+            </w:r>
+          </w:p>
+        </w:tc>
+      </w:tr>
+      <w:tr>
+        <w:tc>
+          <w:tcPr/>
+          <w:p>
+            <w:pPr>
+              <w:pStyle w:val="Compact"/>
+            </w:pPr>
+            <w:r>
+              <w:t xml:space="preserve">Discussion</w:t>
+            </w:r>
+          </w:p>
+        </w:tc>
+        <w:tc>
+          <w:tcPr/>
+          <w:p>
+            <w:pPr>
+              <w:pStyle w:val="Compact"/>
+            </w:pPr>
+            <w:r>
+              <w:t xml:space="preserve">—</w:t>
+            </w:r>
+          </w:p>
+        </w:tc>
+        <w:tc>
+          <w:tcPr/>
+          <w:p>
+            <w:pPr>
+              <w:pStyle w:val="Compact"/>
+            </w:pPr>
+            <w:r>
+              <w:t xml:space="preserve">16–19</w:t>
+            </w:r>
+          </w:p>
+        </w:tc>
+      </w:tr>
+      <w:tr>
+        <w:tc>
+          <w:tcPr/>
+          <w:p>
+            <w:pPr>
+              <w:pStyle w:val="Compact"/>
+            </w:pPr>
+            <w:r>
+              <w:t xml:space="preserve">References</w:t>
+            </w:r>
+          </w:p>
+        </w:tc>
+        <w:tc>
+          <w:tcPr/>
+          <w:p>
+            <w:pPr>
+              <w:pStyle w:val="Compact"/>
+            </w:pPr>
+            <w:r>
+              <w:t xml:space="preserve">Added: Schneeweiss et al., 2013 (reference 16)</w:t>
+            </w:r>
+          </w:p>
+        </w:tc>
+        <w:tc>
+          <w:tcPr/>
+          <w:p>
+            <w:pPr>
+              <w:pStyle w:val="Compact"/>
+            </w:pPr>
+            <w:r>
+              <w:t xml:space="preserve">—</w:t>
+            </w:r>
+          </w:p>
+        </w:tc>
+      </w:tr>
+      <w:tr>
+        <w:tc>
+          <w:tcPr/>
+          <w:p>
+            <w:pPr>
+              <w:pStyle w:val="Compact"/>
+            </w:pPr>
+            <w:r>
+              <w:t xml:space="preserve">Supplementary material</w:t>
+            </w:r>
+          </w:p>
+        </w:tc>
+        <w:tc>
+          <w:tcPr/>
+          <w:p>
+            <w:pPr>
+              <w:pStyle w:val="Compact"/>
+            </w:pPr>
+            <w:r>
+              <w:t xml:space="preserve">Supplementary Table S4 (post hoc analyses)</w:t>
+            </w:r>
+          </w:p>
+        </w:tc>
+        <w:tc>
+          <w:tcPr/>
+          <w:p>
+            <w:pPr>
+              <w:pStyle w:val="Compact"/>
+            </w:pPr>
+            <w:r>
+              <w:t xml:space="preserve">—</w:t>
+            </w:r>
+          </w:p>
+        </w:tc>
+      </w:tr>
+      <w:tr>
+        <w:tc>
+          <w:tcPr/>
+          <w:p>
+            <w:pPr>
+              <w:pStyle w:val="Compact"/>
+            </w:pPr>
+            <w:r>
+              <w:t xml:space="preserve">Supplementary material</w:t>
+            </w:r>
+          </w:p>
+        </w:tc>
+        <w:tc>
+          <w:tcPr/>
+          <w:p>
+            <w:pPr>
+              <w:pStyle w:val="Compact"/>
+            </w:pPr>
+            <w:r>
+              <w:t xml:space="preserve">Supplementary Figure S2 (propensity-score distributions)</w:t>
+            </w:r>
+          </w:p>
+        </w:tc>
+        <w:tc>
+          <w:tcPr/>
+          <w:p>
+            <w:pPr>
+              <w:pStyle w:val="Compact"/>
+            </w:pPr>
+            <w:r>
+              <w:t xml:space="preserve">—</w:t>
+            </w:r>
+          </w:p>
+        </w:tc>
+      </w:tr>
+    </w:tbl>
+    <w:bookmarkEnd w:id="20"/>
+    <w:bookmarkStart w:id="21" w:name="editorial-office"/>
     <w:p>
       <w:pPr>
         <w:pStyle w:val="Heading2"/>
@@ -226,8 +645,8 @@
         <w:t xml:space="preserve">No change needed.</w:t>
       </w:r>
     </w:p>
-    <w:bookmarkEnd w:id="20"/>
-    <w:bookmarkStart w:id="21" w:name="reviewer-1"/>
+    <w:bookmarkEnd w:id="21"/>
+    <w:bookmarkStart w:id="22" w:name="reviewer-1"/>
     <w:p>
       <w:pPr>
         <w:pStyle w:val="Heading2"/>
@@ -468,8 +887,8 @@
         <w:t xml:space="preserve">Results (Sensitivity and Subgroup Analyses); Discussion (limitations); Supplementary Table S3.</w:t>
       </w:r>
     </w:p>
-    <w:bookmarkEnd w:id="21"/>
-    <w:bookmarkStart w:id="22" w:name="reviewer-2"/>
+    <w:bookmarkEnd w:id="22"/>
+    <w:bookmarkStart w:id="23" w:name="reviewer-2"/>
     <w:p>
       <w:pPr>
         <w:pStyle w:val="Heading2"/>
@@ -731,8 +1150,8 @@
         <w:t xml:space="preserve">.</w:t>
       </w:r>
     </w:p>
-    <w:bookmarkEnd w:id="22"/>
     <w:bookmarkEnd w:id="23"/>
+    <w:bookmarkEnd w:id="24"/>
     <w:sectPr>
       <w:footerReference r:id="rId9" w:type="default"/>
       <w:footnotePr>
@@ -1625,6 +2044,20 @@
       <w:b w:val="0"/>
       <w:bCs w:val="0"/>
       <w:color w:themeColor="accent1" w:themeShade="BF" w:val="365F91"/>
+    </w:rPr>
+  </w:style>
+  <w:style w:customStyle="1" w:styleId="InsertedText" w:type="character">
+    <w:name w:val="Inserted Text"/>
+    <w:rPr>
+      <w:color w:val="1F5FBF"/>
+      <w:u w:val="single"/>
+    </w:rPr>
+  </w:style>
+  <w:style w:customStyle="1" w:styleId="DeletedText" w:type="character">
+    <w:name w:val="Deleted Text"/>
+    <w:rPr>
+      <w:strike/>
+      <w:color w:val="C00000"/>
     </w:rPr>
   </w:style>
   <w:style w:type="paragraph" w:customStyle="1" w:styleId="SourceCode">
